--- a/Group_04_Rishi_Nicholas_Jai/docs/MDRIIA_Group_04_Technical_Dossier.docx
+++ b/Group_04_Rishi_Nicholas_Jai/docs/MDRIIA_Group_04_Technical_Dossier.docx
@@ -991,7 +991,6 @@
                 <w:id w:val="-1768607755"/>
                 <w:text/>
               </w:sdtPr>
-              <w:sdtEndPr/>
               <w:sdtContent>
                 <w:r>
                   <w:rPr>
@@ -1031,7 +1030,6 @@
                   <w:listItem w:displayText="No source found" w:value="No source found"/>
                 </w:dropDownList>
               </w:sdtPr>
-              <w:sdtEndPr/>
               <w:sdtContent>
                 <w:r>
                   <w:rPr>
@@ -1068,7 +1066,6 @@
                   <w:listItem w:displayText="Delete" w:value="Delete"/>
                 </w:dropDownList>
               </w:sdtPr>
-              <w:sdtEndPr/>
               <w:sdtContent>
                 <w:r>
                   <w:rPr>
@@ -1141,7 +1138,6 @@
                 <w:id w:val="-635487053"/>
                 <w:text/>
               </w:sdtPr>
-              <w:sdtEndPr/>
               <w:sdtContent>
                 <w:r>
                   <w:rPr>
@@ -1181,7 +1177,6 @@
                   <w:listItem w:displayText="No source found" w:value="No source found"/>
                 </w:dropDownList>
               </w:sdtPr>
-              <w:sdtEndPr/>
               <w:sdtContent>
                 <w:r>
                   <w:rPr>
@@ -1218,7 +1213,6 @@
                   <w:listItem w:displayText="Delete" w:value="Delete"/>
                 </w:dropDownList>
               </w:sdtPr>
-              <w:sdtEndPr/>
               <w:sdtContent>
                 <w:r>
                   <w:rPr>
@@ -1282,7 +1276,6 @@
                 <w:id w:val="134995405"/>
                 <w:text/>
               </w:sdtPr>
-              <w:sdtEndPr/>
               <w:sdtContent>
                 <w:r>
                   <w:rPr>
@@ -1319,7 +1312,6 @@
                   <w:listItem w:displayText="No source found" w:value="No source found"/>
                 </w:dropDownList>
               </w:sdtPr>
-              <w:sdtEndPr/>
               <w:sdtContent>
                 <w:r>
                   <w:rPr>
@@ -1353,7 +1345,6 @@
                   <w:listItem w:displayText="Delete" w:value="Delete"/>
                 </w:dropDownList>
               </w:sdtPr>
-              <w:sdtEndPr/>
               <w:sdtContent>
                 <w:r>
                   <w:rPr>
@@ -1590,7 +1581,6 @@
                   <w:listItem w:displayText="No" w:value="No"/>
                 </w:dropDownList>
               </w:sdtPr>
-              <w:sdtEndPr/>
               <w:sdtContent>
                 <w:r>
                   <w:rPr>
@@ -1622,7 +1612,6 @@
                 <w:id w:val="935329262"/>
                 <w:text/>
               </w:sdtPr>
-              <w:sdtEndPr/>
               <w:sdtContent>
                 <w:r>
                   <w:rPr>
@@ -1716,7 +1705,6 @@
                   <w:listItem w:displayText="No" w:value="No"/>
                 </w:dropDownList>
               </w:sdtPr>
-              <w:sdtEndPr/>
               <w:sdtContent>
                 <w:r>
                   <w:rPr>
@@ -1748,7 +1736,6 @@
                 <w:id w:val="1476567152"/>
                 <w:text/>
               </w:sdtPr>
-              <w:sdtEndPr/>
               <w:sdtContent>
                 <w:r>
                   <w:rPr>
@@ -1842,7 +1829,6 @@
                   <w:listItem w:displayText="No" w:value="No"/>
                 </w:dropDownList>
               </w:sdtPr>
-              <w:sdtEndPr/>
               <w:sdtContent>
                 <w:r>
                   <w:rPr>
@@ -1874,7 +1860,6 @@
                 <w:id w:val="-1752954876"/>
                 <w:text/>
               </w:sdtPr>
-              <w:sdtEndPr/>
               <w:sdtContent>
                 <w:r>
                   <w:rPr>
@@ -1968,7 +1953,6 @@
                   <w:listItem w:displayText="No" w:value="No"/>
                 </w:dropDownList>
               </w:sdtPr>
-              <w:sdtEndPr/>
               <w:sdtContent>
                 <w:r>
                   <w:rPr>
@@ -2000,7 +1984,6 @@
                 <w:id w:val="1283542740"/>
                 <w:text/>
               </w:sdtPr>
-              <w:sdtEndPr/>
               <w:sdtContent>
                 <w:r>
                   <w:rPr>
@@ -2082,7 +2065,6 @@
                   <w:listItem w:displayText="No" w:value="No"/>
                 </w:dropDownList>
               </w:sdtPr>
-              <w:sdtEndPr/>
               <w:sdtContent>
                 <w:r>
                   <w:rPr>
@@ -2111,7 +2093,6 @@
                 <w:id w:val="1152490458"/>
                 <w:text/>
               </w:sdtPr>
-              <w:sdtEndPr/>
               <w:sdtContent>
                 <w:r>
                   <w:rPr>
@@ -2198,7 +2179,6 @@
                 <w:id w:val="1769427751"/>
                 <w:text/>
               </w:sdtPr>
-              <w:sdtEndPr/>
               <w:sdtContent>
                 <w:r>
                   <w:rPr>
@@ -2254,7 +2234,6 @@
                 <w:id w:val="1194661054"/>
                 <w:text/>
               </w:sdtPr>
-              <w:sdtEndPr/>
               <w:sdtContent>
                 <w:r>
                   <w:rPr>
@@ -2304,7 +2283,6 @@
                 <w:id w:val="-114288974"/>
                 <w:text/>
               </w:sdtPr>
-              <w:sdtEndPr/>
               <w:sdtContent>
                 <w:r>
                   <w:rPr>
@@ -2588,50 +2566,14 @@
               <w:rPr>
                 <w:sz w:val="14"/>
               </w:rPr>
-              <w:t>Newton-Euler (rigid body): m·v̇ = ΣF,  I·ω̇ + ω × (I·ω) = Στ;  multibody form M(q)·q̈ + C(q, q̇)·q̇ + g(q) = τ + J</w:t>
+              <w:t>Newton-Euler (rigid body): m·v̇ = ΣF,  I·ω̇ + ω × (I·ω) = Στ;  multibody form M(q)·q̈ + C(q, q̇)·q̇ + g(q) = τ + Jᵀ·f_ext</w:t>
             </w:r>
             <w:r>
               <w:rPr>
                 <w:sz w:val="14"/>
               </w:rPr>
-              <w:t>ᵀ</w:t>
-            </w:r>
-            <w:r>
-              <w:rPr>
-                <w:sz w:val="14"/>
-              </w:rPr>
-              <w:t>·f_ext</w:t>
-            </w:r>
-            <w:r>
-              <w:rPr>
-                <w:sz w:val="14"/>
-              </w:rPr>
               <w:br/>
-              <w:t>Cartesian impedance: M_d·</w:t>
-            </w:r>
-            <w:r>
-              <w:rPr>
-                <w:sz w:val="14"/>
-              </w:rPr>
-              <w:t>ẍ</w:t>
-            </w:r>
-            <w:r>
-              <w:rPr>
-                <w:sz w:val="14"/>
-              </w:rPr>
-              <w:t xml:space="preserve"> + D_d·</w:t>
-            </w:r>
-            <w:r>
-              <w:rPr>
-                <w:sz w:val="14"/>
-              </w:rPr>
-              <w:t>ẋ</w:t>
-            </w:r>
-            <w:r>
-              <w:rPr>
-                <w:sz w:val="14"/>
-              </w:rPr>
-              <w:t xml:space="preserve"> + K_d·x = F_ext  (M_d = 4 kg, D_d = 120 N·s/m, K_d = 350 N/m, ζ = D_d / 2√(K_d·M_d) ≈ 1.60)</w:t>
+              <w:t>Cartesian impedance: M_d·ẍ + D_d·ẋ + K_d·x = F_ext  (M_d = 4 kg, D_d = 120 N·s/m, K_d = 350 N/m, ζ = D_d / 2√(K_d·M_d) ≈ 1.60)</w:t>
             </w:r>
             <w:r>
               <w:rPr>
@@ -2652,31 +2594,7 @@
                 <w:sz w:val="14"/>
               </w:rPr>
               <w:br/>
-              <w:t>Damped least-squares IK (manipulators): Δq = J</w:t>
-            </w:r>
-            <w:r>
-              <w:rPr>
-                <w:sz w:val="14"/>
-              </w:rPr>
-              <w:t>ᵀ</w:t>
-            </w:r>
-            <w:r>
-              <w:rPr>
-                <w:sz w:val="14"/>
-              </w:rPr>
-              <w:t>·(J·J</w:t>
-            </w:r>
-            <w:r>
-              <w:rPr>
-                <w:sz w:val="14"/>
-              </w:rPr>
-              <w:t>ᵀ</w:t>
-            </w:r>
-            <w:r>
-              <w:rPr>
-                <w:sz w:val="14"/>
-              </w:rPr>
-              <w:t xml:space="preserve"> + λ²·I)⁻¹·Δx</w:t>
+              <w:t>Damped least-squares IK (manipulators): Δq = Jᵀ·(J·Jᵀ + λ²·I)⁻¹·Δx</w:t>
             </w:r>
           </w:p>
         </w:tc>
@@ -2767,7 +2685,6 @@
                 <w:id w:val="-128629159"/>
                 <w:text/>
               </w:sdtPr>
-              <w:sdtEndPr/>
               <w:sdtContent>
                 <w:r>
                   <w:rPr>
@@ -2823,7 +2740,6 @@
                 <w:id w:val="308834703"/>
                 <w:text/>
               </w:sdtPr>
-              <w:sdtEndPr/>
               <w:sdtContent>
                 <w:r>
                   <w:rPr>
@@ -2879,7 +2795,6 @@
                 <w:id w:val="-972297506"/>
                 <w:text/>
               </w:sdtPr>
-              <w:sdtEndPr/>
               <w:sdtContent>
                 <w:r>
                   <w:rPr>
@@ -2943,7 +2858,6 @@
                   <w:listItem w:displayText="Other" w:value="Other"/>
                 </w:dropDownList>
               </w:sdtPr>
-              <w:sdtEndPr/>
               <w:sdtContent>
                 <w:r>
                   <w:rPr>
@@ -2999,7 +2913,6 @@
                 <w:id w:val="-602107059"/>
                 <w:text/>
               </w:sdtPr>
-              <w:sdtEndPr/>
               <w:sdtContent>
                 <w:r>
                   <w:rPr>
@@ -3055,7 +2968,6 @@
                 <w:id w:val="1344047454"/>
                 <w:text/>
               </w:sdtPr>
-              <w:sdtEndPr/>
               <w:sdtContent>
                 <w:r>
                   <w:rPr>
@@ -3109,7 +3021,6 @@
                   <w:listItem w:displayText="No" w:value="No"/>
                 </w:dropDownList>
               </w:sdtPr>
-              <w:sdtEndPr/>
               <w:sdtContent>
                 <w:r>
                   <w:rPr>
@@ -3293,14 +3204,13 @@
                   <w:listItem w:displayText="Deleted / not used" w:value="Deleted / not used"/>
                 </w:dropDownList>
               </w:sdtPr>
-              <w:sdtEndPr/>
               <w:sdtContent>
                 <w:r>
                   <w:rPr>
                     <w:sz w:val="14"/>
                     <w:szCs w:val="14"/>
                   </w:rPr>
-                  <w:t>Modified by us</w:t>
+                  <w:t>Written by us</w:t>
                 </w:r>
               </w:sdtContent>
             </w:sdt>
@@ -3331,14 +3241,13 @@
                   <w:listItem w:displayText="Shared" w:value="Shared"/>
                 </w:dropDownList>
               </w:sdtPr>
-              <w:sdtEndPr/>
               <w:sdtContent>
                 <w:r>
                   <w:rPr>
                     <w:sz w:val="14"/>
                     <w:szCs w:val="14"/>
                   </w:rPr>
-                  <w:t>E034</w:t>
+                  <w:t>Shared</w:t>
                 </w:r>
               </w:sdtContent>
             </w:sdt>
@@ -3363,7 +3272,6 @@
                 <w:id w:val="1588663744"/>
                 <w:text/>
               </w:sdtPr>
-              <w:sdtEndPr/>
               <w:sdtContent>
                 <w:r>
                   <w:rPr>
@@ -3423,14 +3331,13 @@
                   <w:listItem w:displayText="Deleted / not used" w:value="Deleted / not used"/>
                 </w:dropDownList>
               </w:sdtPr>
-              <w:sdtEndPr/>
               <w:sdtContent>
                 <w:r>
                   <w:rPr>
                     <w:sz w:val="14"/>
                     <w:szCs w:val="14"/>
                   </w:rPr>
-                  <w:t>Modified by us</w:t>
+                  <w:t>Written by us</w:t>
                 </w:r>
               </w:sdtContent>
             </w:sdt>
@@ -3461,14 +3368,13 @@
                   <w:listItem w:displayText="Shared" w:value="Shared"/>
                 </w:dropDownList>
               </w:sdtPr>
-              <w:sdtEndPr/>
               <w:sdtContent>
                 <w:r>
                   <w:rPr>
                     <w:sz w:val="14"/>
                     <w:szCs w:val="14"/>
                   </w:rPr>
-                  <w:t>E035</w:t>
+                  <w:t>Shared</w:t>
                 </w:r>
               </w:sdtContent>
             </w:sdt>
@@ -3493,7 +3399,6 @@
                 <w:id w:val="356237059"/>
                 <w:text/>
               </w:sdtPr>
-              <w:sdtEndPr/>
               <w:sdtContent>
                 <w:r>
                   <w:rPr>
@@ -3553,7 +3458,6 @@
                   <w:listItem w:displayText="Deleted / not used" w:value="Deleted / not used"/>
                 </w:dropDownList>
               </w:sdtPr>
-              <w:sdtEndPr/>
               <w:sdtContent>
                 <w:r>
                   <w:rPr>
@@ -3591,14 +3495,13 @@
                   <w:listItem w:displayText="Shared" w:value="Shared"/>
                 </w:dropDownList>
               </w:sdtPr>
-              <w:sdtEndPr/>
               <w:sdtContent>
                 <w:r>
                   <w:rPr>
                     <w:sz w:val="14"/>
                     <w:szCs w:val="14"/>
                   </w:rPr>
-                  <w:t>E036</w:t>
+                  <w:t>Shared</w:t>
                 </w:r>
               </w:sdtContent>
             </w:sdt>
@@ -3623,7 +3526,6 @@
                 <w:id w:val="-2046746632"/>
                 <w:text/>
               </w:sdtPr>
-              <w:sdtEndPr/>
               <w:sdtContent>
                 <w:r>
                   <w:rPr>
@@ -3661,7 +3563,6 @@
                 <w:id w:val="-1281565592"/>
                 <w:text/>
               </w:sdtPr>
-              <w:sdtEndPr/>
               <w:sdtContent>
                 <w:r>
                   <w:rPr>
@@ -3699,7 +3600,6 @@
                   <w:listItem w:displayText="Deleted / not used" w:value="Deleted / not used"/>
                 </w:dropDownList>
               </w:sdtPr>
-              <w:sdtEndPr/>
               <w:sdtContent>
                 <w:r>
                   <w:rPr>
@@ -3737,14 +3637,13 @@
                   <w:listItem w:displayText="Shared" w:value="Shared"/>
                 </w:dropDownList>
               </w:sdtPr>
-              <w:sdtEndPr/>
               <w:sdtContent>
                 <w:r>
                   <w:rPr>
                     <w:sz w:val="14"/>
                     <w:szCs w:val="14"/>
                   </w:rPr>
-                  <w:t>E034</w:t>
+                  <w:t>Shared</w:t>
                 </w:r>
               </w:sdtContent>
             </w:sdt>
@@ -3769,7 +3668,6 @@
                 <w:id w:val="145713091"/>
                 <w:text/>
               </w:sdtPr>
-              <w:sdtEndPr/>
               <w:sdtContent>
                 <w:r>
                   <w:rPr>
@@ -3804,7 +3702,6 @@
                 <w:id w:val="-289829270"/>
                 <w:text/>
               </w:sdtPr>
-              <w:sdtEndPr/>
               <w:sdtContent>
                 <w:r>
                   <w:rPr>
@@ -3839,7 +3736,6 @@
                   <w:listItem w:displayText="Deleted / not used" w:value="Deleted / not used"/>
                 </w:dropDownList>
               </w:sdtPr>
-              <w:sdtEndPr/>
               <w:sdtContent>
                 <w:r>
                   <w:rPr>
@@ -3874,14 +3770,13 @@
                   <w:listItem w:displayText="Shared" w:value="Shared"/>
                 </w:dropDownList>
               </w:sdtPr>
-              <w:sdtEndPr/>
               <w:sdtContent>
                 <w:r>
                   <w:rPr>
                     <w:sz w:val="14"/>
                     <w:szCs w:val="14"/>
                   </w:rPr>
-                  <w:t>E035</w:t>
+                  <w:t>Shared</w:t>
                 </w:r>
               </w:sdtContent>
             </w:sdt>
@@ -3903,7 +3798,6 @@
                 <w:id w:val="86199400"/>
                 <w:text/>
               </w:sdtPr>
-              <w:sdtEndPr/>
               <w:sdtContent>
                 <w:r>
                   <w:rPr>
@@ -4722,13 +4616,7 @@
               <w:rPr>
                 <w:sz w:val="14"/>
               </w:rPr>
-              <w:t>CSBS Commercial Space Sustainability Economics: Mega-constellations (Starlink, OneWeb, Kuiper) face mandatory de-orbiting regulations under FCC and ESA rules (e.g., 5-year post-mission disposal rule). Uncontrolled debris threatens commercial orbital assets valued in the hundreds of billions of dollars. Active Debris Removal (ADR) as a managed commercial service offers multi-mission servicing economics: each servicer captures and de-orbits 3-5 defunct assets per flight, achieving operational cost recovery ag</w:t>
-            </w:r>
-            <w:r>
-              <w:rPr>
-                <w:sz w:val="14"/>
-              </w:rPr>
-              <w:t>ainst multimillion-dollar launch costs.</w:t>
+              <w:t>CSBS Commercial Space Sustainability Economics: Mega-constellations (Starlink, OneWeb, Kuiper) face mandatory de-orbiting regulations under FCC and ESA rules (e.g., 5-year post-mission disposal rule). Uncontrolled debris threatens commercial orbital assets valued in the hundreds of billions of dollars. Active Debris Removal (ADR) as a managed commercial service offers multi-mission servicing economics: each servicer captures and de-orbits 3-5 defunct assets per flight, achieving operational cost recovery against multimillion-dollar launch costs.</w:t>
             </w:r>
           </w:p>
         </w:tc>
@@ -4989,7 +4877,6 @@
                 <w:id w:val="-1903663518"/>
                 <w:text/>
               </w:sdtPr>
-              <w:sdtEndPr/>
               <w:sdtContent>
                 <w:r>
                   <w:rPr>
@@ -5021,7 +4908,6 @@
                 <w:id w:val="340052043"/>
                 <w:text/>
               </w:sdtPr>
-              <w:sdtEndPr/>
               <w:sdtContent>
                 <w:r>
                   <w:rPr>
@@ -5093,7 +4979,6 @@
                 <w:id w:val="1586337478"/>
                 <w:text/>
               </w:sdtPr>
-              <w:sdtEndPr/>
               <w:sdtContent>
                 <w:r>
                   <w:rPr>
@@ -5125,7 +5010,6 @@
                 <w:id w:val="-1842539045"/>
                 <w:text/>
               </w:sdtPr>
-              <w:sdtEndPr/>
               <w:sdtContent>
                 <w:r>
                   <w:rPr>
@@ -5197,7 +5081,6 @@
                 <w:id w:val="-1258901165"/>
                 <w:text/>
               </w:sdtPr>
-              <w:sdtEndPr/>
               <w:sdtContent>
                 <w:r>
                   <w:rPr>
@@ -5229,7 +5112,6 @@
                 <w:id w:val="245317043"/>
                 <w:text/>
               </w:sdtPr>
-              <w:sdtEndPr/>
               <w:sdtContent>
                 <w:r>
                   <w:rPr>
@@ -5301,7 +5183,6 @@
                 <w:id w:val="1040702793"/>
                 <w:text/>
               </w:sdtPr>
-              <w:sdtEndPr/>
               <w:sdtContent>
                 <w:r>
                   <w:rPr>
@@ -5333,7 +5214,6 @@
                 <w:id w:val="-1672396494"/>
                 <w:text/>
               </w:sdtPr>
-              <w:sdtEndPr/>
               <w:sdtContent>
                 <w:r>
                   <w:rPr>
@@ -5396,7 +5276,6 @@
                 <w:id w:val="1654798378"/>
                 <w:text/>
               </w:sdtPr>
-              <w:sdtEndPr/>
               <w:sdtContent>
                 <w:r>
                   <w:rPr>
@@ -5425,7 +5304,6 @@
                 <w:id w:val="128061655"/>
                 <w:text/>
               </w:sdtPr>
-              <w:sdtEndPr/>
               <w:sdtContent>
                 <w:r>
                   <w:rPr>
@@ -5504,7 +5382,6 @@
                   <w:listItem w:displayText="Other (explain in 3.1)" w:value="Other (explain in 3.1)"/>
                 </w:dropDownList>
               </w:sdtPr>
-              <w:sdtEndPr/>
               <w:sdtContent>
                 <w:r>
                   <w:rPr>
@@ -5560,7 +5437,6 @@
                 <w:id w:val="-668876467"/>
                 <w:text/>
               </w:sdtPr>
-              <w:sdtEndPr/>
               <w:sdtContent>
                 <w:r>
                   <w:rPr>
@@ -5616,7 +5492,6 @@
                 <w:id w:val="123288172"/>
                 <w:text/>
               </w:sdtPr>
-              <w:sdtEndPr/>
               <w:sdtContent>
                 <w:r>
                   <w:rPr>
@@ -5670,7 +5545,6 @@
                   <w:listItem w:displayText="No" w:value="No"/>
                 </w:dropDownList>
               </w:sdtPr>
-              <w:sdtEndPr/>
               <w:sdtContent>
                 <w:r>
                   <w:rPr>
@@ -5945,7 +5819,6 @@
                 <w:id w:val="-527106647"/>
                 <w:text/>
               </w:sdtPr>
-              <w:sdtEndPr/>
               <w:sdtContent>
                 <w:r>
                   <w:rPr>
@@ -5989,7 +5862,6 @@
                   <w:listItem w:displayText="10" w:value="10"/>
                 </w:dropDownList>
               </w:sdtPr>
-              <w:sdtEndPr/>
               <w:sdtContent>
                 <w:r>
                   <w:rPr>
@@ -6033,7 +5905,6 @@
                   <w:listItem w:displayText="10" w:value="10"/>
                 </w:dropDownList>
               </w:sdtPr>
-              <w:sdtEndPr/>
               <w:sdtContent>
                 <w:r>
                   <w:rPr>
@@ -6077,7 +5948,6 @@
                   <w:listItem w:displayText="10" w:value="10"/>
                 </w:dropDownList>
               </w:sdtPr>
-              <w:sdtEndPr/>
               <w:sdtContent>
                 <w:r>
                   <w:rPr>
@@ -6109,7 +5979,6 @@
                 <w:id w:val="-225998566"/>
                 <w:text/>
               </w:sdtPr>
-              <w:sdtEndPr/>
               <w:sdtContent>
                 <w:r>
                   <w:rPr>
@@ -6141,7 +6010,6 @@
                 <w:id w:val="114724734"/>
                 <w:text/>
               </w:sdtPr>
-              <w:sdtEndPr/>
               <w:sdtContent>
                 <w:r>
                   <w:rPr>
@@ -6173,7 +6041,6 @@
                 <w:id w:val="1061296441"/>
                 <w:text/>
               </w:sdtPr>
-              <w:sdtEndPr/>
               <w:sdtContent>
                 <w:r>
                   <w:rPr>
@@ -6211,7 +6078,6 @@
                   <w:listItem w:displayText="Not yet" w:value="Not yet"/>
                 </w:dropDownList>
               </w:sdtPr>
-              <w:sdtEndPr/>
               <w:sdtContent>
                 <w:r>
                   <w:rPr>
@@ -6266,7 +6132,6 @@
                 <w:id w:val="-240408381"/>
                 <w:text/>
               </w:sdtPr>
-              <w:sdtEndPr/>
               <w:sdtContent>
                 <w:r>
                   <w:rPr>
@@ -6310,7 +6175,6 @@
                   <w:listItem w:displayText="10" w:value="10"/>
                 </w:dropDownList>
               </w:sdtPr>
-              <w:sdtEndPr/>
               <w:sdtContent>
                 <w:r>
                   <w:rPr>
@@ -6354,7 +6218,6 @@
                   <w:listItem w:displayText="10" w:value="10"/>
                 </w:dropDownList>
               </w:sdtPr>
-              <w:sdtEndPr/>
               <w:sdtContent>
                 <w:r>
                   <w:rPr>
@@ -6398,7 +6261,6 @@
                   <w:listItem w:displayText="10" w:value="10"/>
                 </w:dropDownList>
               </w:sdtPr>
-              <w:sdtEndPr/>
               <w:sdtContent>
                 <w:r>
                   <w:rPr>
@@ -6430,7 +6292,6 @@
                 <w:id w:val="1389067813"/>
                 <w:text/>
               </w:sdtPr>
-              <w:sdtEndPr/>
               <w:sdtContent>
                 <w:r>
                   <w:rPr>
@@ -6462,7 +6323,6 @@
                 <w:id w:val="-1368976063"/>
                 <w:text/>
               </w:sdtPr>
-              <w:sdtEndPr/>
               <w:sdtContent>
                 <w:r>
                   <w:rPr>
@@ -6494,7 +6354,6 @@
                 <w:id w:val="-1284118675"/>
                 <w:text/>
               </w:sdtPr>
-              <w:sdtEndPr/>
               <w:sdtContent>
                 <w:r>
                   <w:rPr>
@@ -6532,7 +6391,6 @@
                   <w:listItem w:displayText="Not yet" w:value="Not yet"/>
                 </w:dropDownList>
               </w:sdtPr>
-              <w:sdtEndPr/>
               <w:sdtContent>
                 <w:r>
                   <w:rPr>
@@ -6571,7 +6429,6 @@
                 <w:id w:val="200984641"/>
                 <w:text/>
               </w:sdtPr>
-              <w:sdtEndPr/>
               <w:sdtContent>
                 <w:r>
                   <w:rPr>
@@ -6603,7 +6460,6 @@
                 <w:id w:val="-1001577411"/>
                 <w:text/>
               </w:sdtPr>
-              <w:sdtEndPr/>
               <w:sdtContent>
                 <w:r>
                   <w:rPr>
@@ -6647,7 +6503,6 @@
                   <w:listItem w:displayText="10" w:value="10"/>
                 </w:dropDownList>
               </w:sdtPr>
-              <w:sdtEndPr/>
               <w:sdtContent>
                 <w:r>
                   <w:rPr>
@@ -6691,7 +6546,6 @@
                   <w:listItem w:displayText="10" w:value="10"/>
                 </w:dropDownList>
               </w:sdtPr>
-              <w:sdtEndPr/>
               <w:sdtContent>
                 <w:r>
                   <w:rPr>
@@ -6735,7 +6589,6 @@
                   <w:listItem w:displayText="10" w:value="10"/>
                 </w:dropDownList>
               </w:sdtPr>
-              <w:sdtEndPr/>
               <w:sdtContent>
                 <w:r>
                   <w:rPr>
@@ -6767,7 +6620,6 @@
                 <w:id w:val="-1194061810"/>
                 <w:text/>
               </w:sdtPr>
-              <w:sdtEndPr/>
               <w:sdtContent>
                 <w:r>
                   <w:rPr>
@@ -6799,7 +6651,6 @@
                 <w:id w:val="928236121"/>
                 <w:text/>
               </w:sdtPr>
-              <w:sdtEndPr/>
               <w:sdtContent>
                 <w:r>
                   <w:rPr>
@@ -6831,7 +6682,6 @@
                 <w:id w:val="952063720"/>
                 <w:text/>
               </w:sdtPr>
-              <w:sdtEndPr/>
               <w:sdtContent>
                 <w:r>
                   <w:rPr>
@@ -6869,7 +6719,6 @@
                   <w:listItem w:displayText="Not yet" w:value="Not yet"/>
                 </w:dropDownList>
               </w:sdtPr>
-              <w:sdtEndPr/>
               <w:sdtContent>
                 <w:r>
                   <w:rPr>
@@ -6908,7 +6757,6 @@
                 <w:id w:val="-1115136559"/>
                 <w:text/>
               </w:sdtPr>
-              <w:sdtEndPr/>
               <w:sdtContent>
                 <w:r>
                   <w:rPr>
@@ -6940,7 +6788,6 @@
                 <w:id w:val="1988424919"/>
                 <w:text/>
               </w:sdtPr>
-              <w:sdtEndPr/>
               <w:sdtContent>
                 <w:r>
                   <w:rPr>
@@ -6984,7 +6831,6 @@
                   <w:listItem w:displayText="10" w:value="10"/>
                 </w:dropDownList>
               </w:sdtPr>
-              <w:sdtEndPr/>
               <w:sdtContent>
                 <w:r>
                   <w:rPr>
@@ -7028,7 +6874,6 @@
                   <w:listItem w:displayText="10" w:value="10"/>
                 </w:dropDownList>
               </w:sdtPr>
-              <w:sdtEndPr/>
               <w:sdtContent>
                 <w:r>
                   <w:rPr>
@@ -7072,7 +6917,6 @@
                   <w:listItem w:displayText="10" w:value="10"/>
                 </w:dropDownList>
               </w:sdtPr>
-              <w:sdtEndPr/>
               <w:sdtContent>
                 <w:r>
                   <w:rPr>
@@ -7104,7 +6948,6 @@
                 <w:id w:val="-740954983"/>
                 <w:text/>
               </w:sdtPr>
-              <w:sdtEndPr/>
               <w:sdtContent>
                 <w:r>
                   <w:rPr>
@@ -7136,7 +6979,6 @@
                 <w:id w:val="263812591"/>
                 <w:text/>
               </w:sdtPr>
-              <w:sdtEndPr/>
               <w:sdtContent>
                 <w:r>
                   <w:rPr>
@@ -7168,7 +7010,6 @@
                 <w:id w:val="-1175714488"/>
                 <w:text/>
               </w:sdtPr>
-              <w:sdtEndPr/>
               <w:sdtContent>
                 <w:r>
                   <w:rPr>
@@ -7206,7 +7047,6 @@
                   <w:listItem w:displayText="Not yet" w:value="Not yet"/>
                 </w:dropDownList>
               </w:sdtPr>
-              <w:sdtEndPr/>
               <w:sdtContent>
                 <w:r>
                   <w:rPr>
@@ -7242,7 +7082,6 @@
                 <w:id w:val="-1589457070"/>
                 <w:text/>
               </w:sdtPr>
-              <w:sdtEndPr/>
               <w:sdtContent>
                 <w:r>
                   <w:rPr>
@@ -7271,7 +7110,6 @@
                 <w:id w:val="-201947327"/>
                 <w:text/>
               </w:sdtPr>
-              <w:sdtEndPr/>
               <w:sdtContent>
                 <w:r>
                   <w:rPr>
@@ -7312,7 +7150,6 @@
                   <w:listItem w:displayText="10" w:value="10"/>
                 </w:dropDownList>
               </w:sdtPr>
-              <w:sdtEndPr/>
               <w:sdtContent>
                 <w:r>
                   <w:rPr>
@@ -7353,7 +7190,6 @@
                   <w:listItem w:displayText="10" w:value="10"/>
                 </w:dropDownList>
               </w:sdtPr>
-              <w:sdtEndPr/>
               <w:sdtContent>
                 <w:r>
                   <w:rPr>
@@ -7394,7 +7230,6 @@
                   <w:listItem w:displayText="10" w:value="10"/>
                 </w:dropDownList>
               </w:sdtPr>
-              <w:sdtEndPr/>
               <w:sdtContent>
                 <w:r>
                   <w:rPr>
@@ -7423,7 +7258,6 @@
                 <w:id w:val="325409394"/>
                 <w:text/>
               </w:sdtPr>
-              <w:sdtEndPr/>
               <w:sdtContent>
                 <w:r>
                   <w:rPr>
@@ -7452,7 +7286,6 @@
                 <w:id w:val="-1255506458"/>
                 <w:text/>
               </w:sdtPr>
-              <w:sdtEndPr/>
               <w:sdtContent>
                 <w:r>
                   <w:rPr>
@@ -7481,7 +7314,6 @@
                 <w:id w:val="766814176"/>
                 <w:text/>
               </w:sdtPr>
-              <w:sdtEndPr/>
               <w:sdtContent>
                 <w:r>
                   <w:rPr>
@@ -7516,7 +7348,6 @@
                   <w:listItem w:displayText="Not yet" w:value="Not yet"/>
                 </w:dropDownList>
               </w:sdtPr>
-              <w:sdtEndPr/>
               <w:sdtContent>
                 <w:r>
                   <w:rPr>
@@ -7562,35 +7393,57 @@
           <w:p>
             <w:pPr>
               <w:jc w:val="center"/>
-            </w:pPr>
-            <w:r/>
-            <w:r>
+              <w:rPr>
+                <w:lang w:val="en-IN"/>
+              </w:rPr>
+            </w:pPr>
+            <w:r>
+              <w:rPr>
+                <w:noProof/>
+                <w:lang w:val="en-IN"/>
+              </w:rPr>
               <w:drawing>
-                <wp:inline xmlns:a="http://schemas.openxmlformats.org/drawingml/2006/main" xmlns:pic="http://schemas.openxmlformats.org/drawingml/2006/picture">
-                  <wp:extent cx="2834640" cy="1920240"/>
-                  <wp:docPr id="1" name="Picture 1"/>
+                <wp:inline distT="0" distB="0" distL="0" distR="0" wp14:anchorId="571B6A89" wp14:editId="643AD5C7">
+                  <wp:extent cx="2393950" cy="1621668"/>
+                  <wp:effectExtent l="0" t="0" r="6350" b="0"/>
+                  <wp:docPr id="1949029518" name="Picture 2"/>
                   <wp:cNvGraphicFramePr>
-                    <a:graphicFrameLocks noChangeAspect="1"/>
+                    <a:graphicFrameLocks xmlns:a="http://schemas.openxmlformats.org/drawingml/2006/main" noChangeAspect="1"/>
                   </wp:cNvGraphicFramePr>
-                  <a:graphic>
+                  <a:graphic xmlns:a="http://schemas.openxmlformats.org/drawingml/2006/main">
                     <a:graphicData uri="http://schemas.openxmlformats.org/drawingml/2006/picture">
-                      <pic:pic>
+                      <pic:pic xmlns:pic="http://schemas.openxmlformats.org/drawingml/2006/picture">
                         <pic:nvPicPr>
-                          <pic:cNvPr id="0" name="graph_sensitivity_ncri.png"/>
-                          <pic:cNvPicPr/>
+                          <pic:cNvPr id="0" name="Picture 6"/>
+                          <pic:cNvPicPr>
+                            <a:picLocks noChangeAspect="1" noChangeArrowheads="1"/>
+                          </pic:cNvPicPr>
                         </pic:nvPicPr>
                         <pic:blipFill>
-                          <a:blip r:embed="rId11"/>
+                          <a:blip r:embed="rId8">
+                            <a:extLst>
+                              <a:ext uri="{28A0092B-C50C-407E-A947-70E740481C1C}">
+                                <a14:useLocalDpi xmlns:a14="http://schemas.microsoft.com/office/drawing/2010/main" val="0"/>
+                              </a:ext>
+                            </a:extLst>
+                          </a:blip>
+                          <a:srcRect/>
                           <a:stretch>
                             <a:fillRect/>
                           </a:stretch>
                         </pic:blipFill>
-                        <pic:spPr>
+                        <pic:spPr bwMode="auto">
                           <a:xfrm>
                             <a:off x="0" y="0"/>
-                            <a:ext cx="2834640" cy="1920240"/>
+                            <a:ext cx="2400442" cy="1626065"/>
                           </a:xfrm>
-                          <a:prstGeom prst="rect"/>
+                          <a:prstGeom prst="rect">
+                            <a:avLst/>
+                          </a:prstGeom>
+                          <a:noFill/>
+                          <a:ln>
+                            <a:noFill/>
+                          </a:ln>
                         </pic:spPr>
                       </pic:pic>
                     </a:graphicData>
@@ -7599,6 +7452,11 @@
               </w:drawing>
             </w:r>
           </w:p>
+          <w:p>
+            <w:pPr>
+              <w:jc w:val="center"/>
+            </w:pPr>
+          </w:p>
         </w:tc>
         <w:tc>
           <w:tcPr>
@@ -7608,35 +7466,57 @@
           <w:p>
             <w:pPr>
               <w:jc w:val="center"/>
-            </w:pPr>
-            <w:r/>
-            <w:r>
+              <w:rPr>
+                <w:lang w:val="en-IN"/>
+              </w:rPr>
+            </w:pPr>
+            <w:r>
+              <w:rPr>
+                <w:noProof/>
+                <w:lang w:val="en-IN"/>
+              </w:rPr>
               <w:drawing>
-                <wp:inline xmlns:a="http://schemas.openxmlformats.org/drawingml/2006/main" xmlns:pic="http://schemas.openxmlformats.org/drawingml/2006/picture">
-                  <wp:extent cx="2834640" cy="1920240"/>
-                  <wp:docPr id="2" name="Picture 2"/>
+                <wp:inline distT="0" distB="0" distL="0" distR="0" wp14:anchorId="35767FFA" wp14:editId="1C3AC92E">
+                  <wp:extent cx="2393950" cy="1621668"/>
+                  <wp:effectExtent l="0" t="0" r="6350" b="0"/>
+                  <wp:docPr id="1305908945" name="Picture 6"/>
                   <wp:cNvGraphicFramePr>
-                    <a:graphicFrameLocks noChangeAspect="1"/>
+                    <a:graphicFrameLocks xmlns:a="http://schemas.openxmlformats.org/drawingml/2006/main" noChangeAspect="1"/>
                   </wp:cNvGraphicFramePr>
-                  <a:graphic>
+                  <a:graphic xmlns:a="http://schemas.openxmlformats.org/drawingml/2006/main">
                     <a:graphicData uri="http://schemas.openxmlformats.org/drawingml/2006/picture">
-                      <pic:pic>
+                      <pic:pic xmlns:pic="http://schemas.openxmlformats.org/drawingml/2006/picture">
                         <pic:nvPicPr>
-                          <pic:cNvPr id="0" name="graph_queuing_delay.png"/>
-                          <pic:cNvPicPr/>
+                          <pic:cNvPr id="0" name="Picture 23"/>
+                          <pic:cNvPicPr>
+                            <a:picLocks noChangeAspect="1" noChangeArrowheads="1"/>
+                          </pic:cNvPicPr>
                         </pic:nvPicPr>
                         <pic:blipFill>
-                          <a:blip r:embed="rId12"/>
+                          <a:blip r:embed="rId9">
+                            <a:extLst>
+                              <a:ext uri="{28A0092B-C50C-407E-A947-70E740481C1C}">
+                                <a14:useLocalDpi xmlns:a14="http://schemas.microsoft.com/office/drawing/2010/main" val="0"/>
+                              </a:ext>
+                            </a:extLst>
+                          </a:blip>
+                          <a:srcRect/>
                           <a:stretch>
                             <a:fillRect/>
                           </a:stretch>
                         </pic:blipFill>
-                        <pic:spPr>
+                        <pic:spPr bwMode="auto">
                           <a:xfrm>
                             <a:off x="0" y="0"/>
-                            <a:ext cx="2834640" cy="1920240"/>
+                            <a:ext cx="2401332" cy="1626669"/>
                           </a:xfrm>
-                          <a:prstGeom prst="rect"/>
+                          <a:prstGeom prst="rect">
+                            <a:avLst/>
+                          </a:prstGeom>
+                          <a:noFill/>
+                          <a:ln>
+                            <a:noFill/>
+                          </a:ln>
                         </pic:spPr>
                       </pic:pic>
                     </a:graphicData>
@@ -7644,6 +7524,11 @@
                 </wp:inline>
               </w:drawing>
             </w:r>
+          </w:p>
+          <w:p>
+            <w:pPr>
+              <w:jc w:val="center"/>
+            </w:pPr>
           </w:p>
         </w:tc>
       </w:tr>
@@ -8022,7 +7907,6 @@
                 <w:id w:val="-669638346"/>
                 <w:text/>
               </w:sdtPr>
-              <w:sdtEndPr/>
               <w:sdtContent>
                 <w:r>
                   <w:rPr>
@@ -8078,7 +7962,6 @@
                 <w:id w:val="1371795640"/>
                 <w:text/>
               </w:sdtPr>
-              <w:sdtEndPr/>
               <w:sdtContent>
                 <w:r>
                   <w:rPr>
@@ -8134,7 +8017,6 @@
                 <w:id w:val="731975069"/>
                 <w:text/>
               </w:sdtPr>
-              <w:sdtEndPr/>
               <w:sdtContent>
                 <w:r>
                   <w:rPr>
@@ -8190,7 +8072,6 @@
                 <w:id w:val="-1761976387"/>
                 <w:text/>
               </w:sdtPr>
-              <w:sdtEndPr/>
               <w:sdtContent>
                 <w:r>
                   <w:rPr>
@@ -8250,7 +8131,6 @@
                   <w:listItem w:displayText="No" w:value="No"/>
                 </w:dropDownList>
               </w:sdtPr>
-              <w:sdtEndPr/>
               <w:sdtContent>
                 <w:r>
                   <w:rPr>
@@ -8300,7 +8180,6 @@
                 <w:id w:val="1238211715"/>
                 <w:text/>
               </w:sdtPr>
-              <w:sdtEndPr/>
               <w:sdtContent>
                 <w:r>
                   <w:rPr>
@@ -8490,7 +8369,6 @@
                 <w:id w:val="-1461339574"/>
                 <w:text/>
               </w:sdtPr>
-              <w:sdtEndPr/>
               <w:sdtContent>
                 <w:r>
                   <w:rPr>
@@ -8522,7 +8400,6 @@
                 <w:id w:val="193818828"/>
                 <w:text/>
               </w:sdtPr>
-              <w:sdtEndPr/>
               <w:sdtContent>
                 <w:r>
                   <w:rPr>
@@ -8554,7 +8431,6 @@
                 <w:id w:val="-1696372286"/>
                 <w:text/>
               </w:sdtPr>
-              <w:sdtEndPr/>
               <w:sdtContent>
                 <w:r>
                   <w:rPr>
@@ -8586,7 +8462,6 @@
                 <w:id w:val="-1772999936"/>
                 <w:text/>
               </w:sdtPr>
-              <w:sdtEndPr/>
               <w:sdtContent>
                 <w:r>
                   <w:rPr>
@@ -8622,7 +8497,6 @@
                   <w:listItem w:displayText="Higher is better" w:value="Higher is better"/>
                 </w:dropDownList>
               </w:sdtPr>
-              <w:sdtEndPr/>
               <w:sdtContent>
                 <w:r>
                   <w:rPr>
@@ -8676,7 +8550,6 @@
                 <w:id w:val="382296979"/>
                 <w:text/>
               </w:sdtPr>
-              <w:sdtEndPr/>
               <w:sdtContent>
                 <w:r>
                   <w:rPr>
@@ -8708,7 +8581,6 @@
                 <w:id w:val="1753612117"/>
                 <w:text/>
               </w:sdtPr>
-              <w:sdtEndPr/>
               <w:sdtContent>
                 <w:r>
                   <w:rPr>
@@ -8740,7 +8612,6 @@
                 <w:id w:val="-638959967"/>
                 <w:text/>
               </w:sdtPr>
-              <w:sdtEndPr/>
               <w:sdtContent>
                 <w:r>
                   <w:rPr>
@@ -8772,7 +8643,6 @@
                 <w:id w:val="139087237"/>
                 <w:text/>
               </w:sdtPr>
-              <w:sdtEndPr/>
               <w:sdtContent>
                 <w:r>
                   <w:rPr>
@@ -8808,7 +8678,6 @@
                   <w:listItem w:displayText="Higher is better" w:value="Higher is better"/>
                 </w:dropDownList>
               </w:sdtPr>
-              <w:sdtEndPr/>
               <w:sdtContent>
                 <w:r>
                   <w:rPr>
@@ -8843,7 +8712,6 @@
                 <w:id w:val="74869549"/>
                 <w:text/>
               </w:sdtPr>
-              <w:sdtEndPr/>
               <w:sdtContent>
                 <w:r>
                   <w:rPr>
@@ -8872,7 +8740,6 @@
                 <w:id w:val="-68417659"/>
                 <w:text/>
               </w:sdtPr>
-              <w:sdtEndPr/>
               <w:sdtContent>
                 <w:r>
                   <w:rPr>
@@ -8901,7 +8768,6 @@
                 <w:id w:val="-851408926"/>
                 <w:text/>
               </w:sdtPr>
-              <w:sdtEndPr/>
               <w:sdtContent>
                 <w:r>
                   <w:rPr>
@@ -8930,7 +8796,6 @@
                 <w:id w:val="1071308673"/>
                 <w:text/>
               </w:sdtPr>
-              <w:sdtEndPr/>
               <w:sdtContent>
                 <w:r>
                   <w:rPr>
@@ -8959,7 +8824,6 @@
                 <w:id w:val="-862506916"/>
                 <w:text/>
               </w:sdtPr>
-              <w:sdtEndPr/>
               <w:sdtContent>
                 <w:r>
                   <w:rPr>
@@ -8992,7 +8856,6 @@
                   <w:listItem w:displayText="Higher is better" w:value="Higher is better"/>
                 </w:dropDownList>
               </w:sdtPr>
-              <w:sdtEndPr/>
               <w:sdtContent>
                 <w:r>
                   <w:rPr>
@@ -9073,7 +8936,6 @@
                   <w:listItem w:displayText="Mann-Whitney U (non-normal)" w:value="Mann-Whitney U (non-normal)"/>
                 </w:dropDownList>
               </w:sdtPr>
-              <w:sdtEndPr/>
               <w:sdtContent>
                 <w:r>
                   <w:rPr>
@@ -9129,7 +8991,6 @@
                 <w:id w:val="-314797852"/>
                 <w:text/>
               </w:sdtPr>
-              <w:sdtEndPr/>
               <w:sdtContent>
                 <w:r>
                   <w:rPr>
@@ -9185,7 +9046,6 @@
                 <w:id w:val="-448086262"/>
                 <w:text/>
               </w:sdtPr>
-              <w:sdtEndPr/>
               <w:sdtContent>
                 <w:r>
                   <w:rPr>
@@ -9235,7 +9095,6 @@
                 <w:id w:val="1417363028"/>
                 <w:text/>
               </w:sdtPr>
-              <w:sdtEndPr/>
               <w:sdtContent>
                 <w:r>
                   <w:rPr>
@@ -9281,35 +9140,57 @@
           <w:p>
             <w:pPr>
               <w:jc w:val="center"/>
-            </w:pPr>
-            <w:r/>
-            <w:r>
+              <w:rPr>
+                <w:lang w:val="en-IN"/>
+              </w:rPr>
+            </w:pPr>
+            <w:r>
+              <w:rPr>
+                <w:noProof/>
+                <w:lang w:val="en-IN"/>
+              </w:rPr>
               <w:drawing>
-                <wp:inline xmlns:a="http://schemas.openxmlformats.org/drawingml/2006/main" xmlns:pic="http://schemas.openxmlformats.org/drawingml/2006/picture">
-                  <wp:extent cx="2834640" cy="2011680"/>
-                  <wp:docPr id="3" name="Picture 3"/>
+                <wp:inline distT="0" distB="0" distL="0" distR="0" wp14:anchorId="361C0AF5" wp14:editId="1E9E63B5">
+                  <wp:extent cx="2292350" cy="1626789"/>
+                  <wp:effectExtent l="0" t="0" r="0" b="0"/>
+                  <wp:docPr id="1457913311" name="Picture 8"/>
                   <wp:cNvGraphicFramePr>
-                    <a:graphicFrameLocks noChangeAspect="1"/>
+                    <a:graphicFrameLocks xmlns:a="http://schemas.openxmlformats.org/drawingml/2006/main" noChangeAspect="1"/>
                   </wp:cNvGraphicFramePr>
-                  <a:graphic>
+                  <a:graphic xmlns:a="http://schemas.openxmlformats.org/drawingml/2006/main">
                     <a:graphicData uri="http://schemas.openxmlformats.org/drawingml/2006/picture">
-                      <pic:pic>
+                      <pic:pic xmlns:pic="http://schemas.openxmlformats.org/drawingml/2006/picture">
                         <pic:nvPicPr>
-                          <pic:cNvPr id="0" name="graph_trajectory_tracking.png"/>
-                          <pic:cNvPicPr/>
+                          <pic:cNvPr id="0" name="Picture 30"/>
+                          <pic:cNvPicPr>
+                            <a:picLocks noChangeAspect="1" noChangeArrowheads="1"/>
+                          </pic:cNvPicPr>
                         </pic:nvPicPr>
                         <pic:blipFill>
-                          <a:blip r:embed="rId13"/>
+                          <a:blip r:embed="rId10">
+                            <a:extLst>
+                              <a:ext uri="{28A0092B-C50C-407E-A947-70E740481C1C}">
+                                <a14:useLocalDpi xmlns:a14="http://schemas.microsoft.com/office/drawing/2010/main" val="0"/>
+                              </a:ext>
+                            </a:extLst>
+                          </a:blip>
+                          <a:srcRect/>
                           <a:stretch>
                             <a:fillRect/>
                           </a:stretch>
                         </pic:blipFill>
-                        <pic:spPr>
+                        <pic:spPr bwMode="auto">
                           <a:xfrm>
                             <a:off x="0" y="0"/>
-                            <a:ext cx="2834640" cy="2011680"/>
+                            <a:ext cx="2297721" cy="1630600"/>
                           </a:xfrm>
-                          <a:prstGeom prst="rect"/>
+                          <a:prstGeom prst="rect">
+                            <a:avLst/>
+                          </a:prstGeom>
+                          <a:noFill/>
+                          <a:ln>
+                            <a:noFill/>
+                          </a:ln>
                         </pic:spPr>
                       </pic:pic>
                     </a:graphicData>
@@ -9318,6 +9199,11 @@
               </w:drawing>
             </w:r>
           </w:p>
+          <w:p>
+            <w:pPr>
+              <w:jc w:val="center"/>
+            </w:pPr>
+          </w:p>
         </w:tc>
         <w:tc>
           <w:tcPr>
@@ -9327,35 +9213,57 @@
           <w:p>
             <w:pPr>
               <w:jc w:val="center"/>
-            </w:pPr>
-            <w:r/>
-            <w:r>
+              <w:rPr>
+                <w:lang w:val="en-IN"/>
+              </w:rPr>
+            </w:pPr>
+            <w:r>
+              <w:rPr>
+                <w:noProof/>
+                <w:lang w:val="en-IN"/>
+              </w:rPr>
               <w:drawing>
-                <wp:inline xmlns:a="http://schemas.openxmlformats.org/drawingml/2006/main" xmlns:pic="http://schemas.openxmlformats.org/drawingml/2006/picture">
-                  <wp:extent cx="2743200" cy="2057400"/>
-                  <wp:docPr id="4" name="Picture 4"/>
+                <wp:inline distT="0" distB="0" distL="0" distR="0" wp14:anchorId="5B084B5B" wp14:editId="67BF0B57">
+                  <wp:extent cx="2171700" cy="1628931"/>
+                  <wp:effectExtent l="0" t="0" r="0" b="9525"/>
+                  <wp:docPr id="922947929" name="Picture 10"/>
                   <wp:cNvGraphicFramePr>
-                    <a:graphicFrameLocks noChangeAspect="1"/>
+                    <a:graphicFrameLocks xmlns:a="http://schemas.openxmlformats.org/drawingml/2006/main" noChangeAspect="1"/>
                   </wp:cNvGraphicFramePr>
-                  <a:graphic>
+                  <a:graphic xmlns:a="http://schemas.openxmlformats.org/drawingml/2006/main">
                     <a:graphicData uri="http://schemas.openxmlformats.org/drawingml/2006/picture">
-                      <pic:pic>
+                      <pic:pic xmlns:pic="http://schemas.openxmlformats.org/drawingml/2006/picture">
                         <pic:nvPicPr>
-                          <pic:cNvPr id="0" name="graph_boxplot_force.png"/>
-                          <pic:cNvPicPr/>
+                          <pic:cNvPr id="0" name="Picture 37"/>
+                          <pic:cNvPicPr>
+                            <a:picLocks noChangeAspect="1" noChangeArrowheads="1"/>
+                          </pic:cNvPicPr>
                         </pic:nvPicPr>
                         <pic:blipFill>
-                          <a:blip r:embed="rId14"/>
+                          <a:blip r:embed="rId11">
+                            <a:extLst>
+                              <a:ext uri="{28A0092B-C50C-407E-A947-70E740481C1C}">
+                                <a14:useLocalDpi xmlns:a14="http://schemas.microsoft.com/office/drawing/2010/main" val="0"/>
+                              </a:ext>
+                            </a:extLst>
+                          </a:blip>
+                          <a:srcRect/>
                           <a:stretch>
                             <a:fillRect/>
                           </a:stretch>
                         </pic:blipFill>
-                        <pic:spPr>
+                        <pic:spPr bwMode="auto">
                           <a:xfrm>
                             <a:off x="0" y="0"/>
-                            <a:ext cx="2743200" cy="2057400"/>
+                            <a:ext cx="2175909" cy="1632088"/>
                           </a:xfrm>
-                          <a:prstGeom prst="rect"/>
+                          <a:prstGeom prst="rect">
+                            <a:avLst/>
+                          </a:prstGeom>
+                          <a:noFill/>
+                          <a:ln>
+                            <a:noFill/>
+                          </a:ln>
                         </pic:spPr>
                       </pic:pic>
                     </a:graphicData>
@@ -9363,6 +9271,11 @@
                 </wp:inline>
               </w:drawing>
             </w:r>
+          </w:p>
+          <w:p>
+            <w:pPr>
+              <w:jc w:val="center"/>
+            </w:pPr>
           </w:p>
         </w:tc>
       </w:tr>
@@ -9443,7 +9356,6 @@
                   <w:listItem w:displayText="No" w:value="No"/>
                 </w:dropDownList>
               </w:sdtPr>
-              <w:sdtEndPr/>
               <w:sdtContent>
                 <w:r>
                   <w:rPr>
@@ -9503,7 +9415,6 @@
                   <w:listItem w:displayText="No" w:value="No"/>
                 </w:dropDownList>
               </w:sdtPr>
-              <w:sdtEndPr/>
               <w:sdtContent>
                 <w:r>
                   <w:rPr>
@@ -9563,7 +9474,6 @@
                   <w:listItem w:displayText="No" w:value="No"/>
                 </w:dropDownList>
               </w:sdtPr>
-              <w:sdtEndPr/>
               <w:sdtContent>
                 <w:r>
                   <w:rPr>
@@ -9617,7 +9527,6 @@
                   <w:listItem w:displayText="No" w:value="No"/>
                 </w:dropDownList>
               </w:sdtPr>
-              <w:sdtEndPr/>
               <w:sdtContent>
                 <w:r>
                   <w:rPr>
@@ -9714,14 +9623,13 @@
                 <w:id w:val="2090889806"/>
                 <w:text/>
               </w:sdtPr>
-              <w:sdtEndPr/>
               <w:sdtContent>
                 <w:r>
                   <w:rPr>
                     <w:sz w:val="15"/>
                     <w:szCs w:val="15"/>
                   </w:rPr>
-                  <w:t>https://www.linkedin.com/posts/rishi-koli-space-debris-capture-mdriia-group04</w:t>
+                  <w:t>https://lnkd.in/p/d9U73k7b</w:t>
                 </w:r>
               </w:sdtContent>
             </w:sdt>
@@ -9770,14 +9678,27 @@
                 <w:id w:val="1895780305"/>
                 <w:text/>
               </w:sdtPr>
-              <w:sdtEndPr/>
               <w:sdtContent>
                 <w:r>
                   <w:rPr>
                     <w:sz w:val="15"/>
                     <w:szCs w:val="15"/>
                   </w:rPr>
-                  <w:t>01:24</w:t>
+                  <w:t>0</w:t>
+                </w:r>
+                <w:r>
+                  <w:rPr>
+                    <w:sz w:val="15"/>
+                    <w:szCs w:val="15"/>
+                  </w:rPr>
+                  <w:t>2</w:t>
+                </w:r>
+                <w:r>
+                  <w:rPr>
+                    <w:sz w:val="15"/>
+                    <w:szCs w:val="15"/>
+                  </w:rPr>
+                  <w:t>:24</w:t>
                 </w:r>
               </w:sdtContent>
             </w:sdt>
@@ -9830,7 +9751,6 @@
                   <w:listItem w:displayText="No" w:value="No"/>
                 </w:dropDownList>
               </w:sdtPr>
-              <w:sdtEndPr/>
               <w:sdtContent>
                 <w:r>
                   <w:rPr>
@@ -9890,7 +9810,6 @@
                   <w:listItem w:displayText="No" w:value="No"/>
                 </w:dropDownList>
               </w:sdtPr>
-              <w:sdtEndPr/>
               <w:sdtContent>
                 <w:r>
                   <w:rPr>
@@ -9944,7 +9863,6 @@
                   <w:listItem w:displayText="No" w:value="No"/>
                 </w:dropDownList>
               </w:sdtPr>
-              <w:sdtEndPr/>
               <w:sdtContent>
                 <w:r>
                   <w:rPr>
@@ -10189,7 +10107,6 @@
                   <w:listItem w:displayText="Other" w:value="Other"/>
                 </w:dropDownList>
               </w:sdtPr>
-              <w:sdtEndPr/>
               <w:sdtContent>
                 <w:r>
                   <w:rPr>
@@ -10221,7 +10138,6 @@
                 <w:id w:val="-176585881"/>
                 <w:text/>
               </w:sdtPr>
-              <w:sdtEndPr/>
               <w:sdtContent>
                 <w:r>
                   <w:rPr>
@@ -10262,7 +10178,6 @@
                   <w:listItem w:displayText="Teammate or peer" w:value="Teammate or peer"/>
                 </w:dropDownList>
               </w:sdtPr>
-              <w:sdtEndPr/>
               <w:sdtContent>
                 <w:r>
                   <w:rPr>
@@ -10294,7 +10209,6 @@
                 <w:id w:val="701676840"/>
                 <w:text/>
               </w:sdtPr>
-              <w:sdtEndPr/>
               <w:sdtContent>
                 <w:r>
                   <w:rPr>
@@ -10336,7 +10250,6 @@
                   <w:listItem w:displayText="Other" w:value="Other"/>
                 </w:dropDownList>
               </w:sdtPr>
-              <w:sdtEndPr/>
               <w:sdtContent>
                 <w:r>
                   <w:rPr>
@@ -10373,7 +10286,6 @@
                   <w:listItem w:displayText="Accepted after checking" w:value="Accepted after checking"/>
                 </w:dropDownList>
               </w:sdtPr>
-              <w:sdtEndPr/>
               <w:sdtContent>
                 <w:r>
                   <w:rPr>
@@ -10437,7 +10349,6 @@
                   <w:listItem w:displayText="Other" w:value="Other"/>
                 </w:dropDownList>
               </w:sdtPr>
-              <w:sdtEndPr/>
               <w:sdtContent>
                 <w:r>
                   <w:rPr>
@@ -10469,7 +10380,6 @@
                 <w:id w:val="1944417802"/>
                 <w:text/>
               </w:sdtPr>
-              <w:sdtEndPr/>
               <w:sdtContent>
                 <w:r>
                   <w:rPr>
@@ -10510,7 +10420,6 @@
                   <w:listItem w:displayText="Teammate or peer" w:value="Teammate or peer"/>
                 </w:dropDownList>
               </w:sdtPr>
-              <w:sdtEndPr/>
               <w:sdtContent>
                 <w:r>
                   <w:rPr>
@@ -10542,7 +10451,6 @@
                 <w:id w:val="-880091400"/>
                 <w:text/>
               </w:sdtPr>
-              <w:sdtEndPr/>
               <w:sdtContent>
                 <w:r>
                   <w:rPr>
@@ -10584,7 +10492,6 @@
                   <w:listItem w:displayText="Other" w:value="Other"/>
                 </w:dropDownList>
               </w:sdtPr>
-              <w:sdtEndPr/>
               <w:sdtContent>
                 <w:r>
                   <w:rPr>
@@ -10621,7 +10528,6 @@
                   <w:listItem w:displayText="Accepted after checking" w:value="Accepted after checking"/>
                 </w:dropDownList>
               </w:sdtPr>
-              <w:sdtEndPr/>
               <w:sdtContent>
                 <w:r>
                   <w:rPr>
@@ -10679,7 +10585,6 @@
                   <w:listItem w:displayText="Other" w:value="Other"/>
                 </w:dropDownList>
               </w:sdtPr>
-              <w:sdtEndPr/>
               <w:sdtContent>
                 <w:r>
                   <w:rPr>
@@ -10708,7 +10613,6 @@
                 <w:id w:val="-1341463844"/>
                 <w:text/>
               </w:sdtPr>
-              <w:sdtEndPr/>
               <w:sdtContent>
                 <w:r>
                   <w:rPr>
@@ -10746,7 +10650,6 @@
                   <w:listItem w:displayText="Teammate or peer" w:value="Teammate or peer"/>
                 </w:dropDownList>
               </w:sdtPr>
-              <w:sdtEndPr/>
               <w:sdtContent>
                 <w:r>
                   <w:rPr>
@@ -10775,7 +10678,6 @@
                 <w:id w:val="2111774068"/>
                 <w:text/>
               </w:sdtPr>
-              <w:sdtEndPr/>
               <w:sdtContent>
                 <w:r>
                   <w:rPr>
@@ -10814,7 +10716,6 @@
                   <w:listItem w:displayText="Other" w:value="Other"/>
                 </w:dropDownList>
               </w:sdtPr>
-              <w:sdtEndPr/>
               <w:sdtContent>
                 <w:r>
                   <w:rPr>
@@ -10848,7 +10749,6 @@
                   <w:listItem w:displayText="Accepted after checking" w:value="Accepted after checking"/>
                 </w:dropDownList>
               </w:sdtPr>
-              <w:sdtEndPr/>
               <w:sdtContent>
                 <w:r>
                   <w:rPr>
@@ -11094,7 +10994,6 @@
                   <w:listItem w:displayText="2" w:value="2"/>
                 </w:dropDownList>
               </w:sdtPr>
-              <w:sdtEndPr/>
               <w:sdtContent>
                 <w:r>
                   <w:rPr>
@@ -11131,7 +11030,6 @@
                   <w:listItem w:displayText="2" w:value="2"/>
                 </w:dropDownList>
               </w:sdtPr>
-              <w:sdtEndPr/>
               <w:sdtContent>
                 <w:r>
                   <w:rPr>
@@ -11168,7 +11066,6 @@
                   <w:listItem w:displayText="2" w:value="2"/>
                 </w:dropDownList>
               </w:sdtPr>
-              <w:sdtEndPr/>
               <w:sdtContent>
                 <w:r>
                   <w:rPr>
@@ -11205,7 +11102,6 @@
                   <w:listItem w:displayText="2" w:value="2"/>
                 </w:dropDownList>
               </w:sdtPr>
-              <w:sdtEndPr/>
               <w:sdtContent>
                 <w:r>
                   <w:rPr>
@@ -11242,7 +11138,6 @@
                   <w:listItem w:displayText="2" w:value="2"/>
                 </w:dropDownList>
               </w:sdtPr>
-              <w:sdtEndPr/>
               <w:sdtContent>
                 <w:r>
                   <w:rPr>
@@ -11274,7 +11169,6 @@
                 <w:id w:val="-792978918"/>
                 <w:text/>
               </w:sdtPr>
-              <w:sdtEndPr/>
               <w:sdtContent>
                 <w:r>
                   <w:rPr>
@@ -11306,7 +11200,6 @@
                 <w:id w:val="-1729752158"/>
                 <w:text/>
               </w:sdtPr>
-              <w:sdtEndPr/>
               <w:sdtContent>
                 <w:r>
                   <w:rPr>
@@ -11360,7 +11253,6 @@
                   <w:listItem w:displayText="2" w:value="2"/>
                 </w:dropDownList>
               </w:sdtPr>
-              <w:sdtEndPr/>
               <w:sdtContent>
                 <w:r>
                   <w:rPr>
@@ -11394,7 +11286,6 @@
                   <w:listItem w:displayText="2" w:value="2"/>
                 </w:dropDownList>
               </w:sdtPr>
-              <w:sdtEndPr/>
               <w:sdtContent>
                 <w:r>
                   <w:rPr>
@@ -11428,7 +11319,6 @@
                   <w:listItem w:displayText="2" w:value="2"/>
                 </w:dropDownList>
               </w:sdtPr>
-              <w:sdtEndPr/>
               <w:sdtContent>
                 <w:r>
                   <w:rPr>
@@ -11462,7 +11352,6 @@
                   <w:listItem w:displayText="2" w:value="2"/>
                 </w:dropDownList>
               </w:sdtPr>
-              <w:sdtEndPr/>
               <w:sdtContent>
                 <w:r>
                   <w:rPr>
@@ -11496,7 +11385,6 @@
                   <w:listItem w:displayText="2" w:value="2"/>
                 </w:dropDownList>
               </w:sdtPr>
-              <w:sdtEndPr/>
               <w:sdtContent>
                 <w:r>
                   <w:rPr>
@@ -11525,14 +11413,13 @@
                 <w:id w:val="1871951384"/>
                 <w:text/>
               </w:sdtPr>
-              <w:sdtEndPr/>
               <w:sdtContent>
                 <w:r>
                   <w:rPr>
                     <w:sz w:val="14"/>
                     <w:szCs w:val="14"/>
                   </w:rPr>
-                  <w:t>01:02 (Real-time physiological tremor frequency attenuation FFT comparison)</w:t>
+                  <w:t>The simulation film in the first minute. The same needle path runs twice with a 150-micron hand tremor injected. Without our filter, the needle wobbles about 56 microns at the tumor. With it, about 36. Tremor rejection goes from 8 to 25 decibels. It’s the clearest moment, because you can see the difference in the two runs.</w:t>
                 </w:r>
               </w:sdtContent>
             </w:sdt>
@@ -11554,14 +11441,13 @@
                 <w:id w:val="231674018"/>
                 <w:text/>
               </w:sdtPr>
-              <w:sdtEndPr/>
               <w:sdtContent>
                 <w:r>
                   <w:rPr>
                     <w:sz w:val="14"/>
                     <w:szCs w:val="14"/>
                   </w:rPr>
-                  <w:t>What is the end-to-end filter phase lag and how is surgeon tactile transparency preserved?</w:t>
+                  <w:t>What are the limits of this work, and what would you do next</w:t>
                 </w:r>
               </w:sdtContent>
             </w:sdt>
@@ -11587,7 +11473,6 @@
           <w:b/>
           <w:sz w:val="22"/>
         </w:rPr>
-        <w:lastRenderedPageBreak/>
         <w:t>SECTION 6 · Individual Learning Record &amp; Research Consent</w:t>
       </w:r>
       <w:r>
@@ -11821,14 +11706,20 @@
                 <w:id w:val="1561748053"/>
                 <w:text/>
               </w:sdtPr>
-              <w:sdtEndPr/>
               <w:sdtContent>
                 <w:r>
                   <w:rPr>
                     <w:sz w:val="14"/>
                     <w:szCs w:val="14"/>
                   </w:rPr>
-                  <w:t>45</w:t>
+                  <w:t>4</w:t>
+                </w:r>
+                <w:r>
+                  <w:rPr>
+                    <w:sz w:val="14"/>
+                    <w:szCs w:val="14"/>
+                  </w:rPr>
+                  <w:t>3</w:t>
                 </w:r>
               </w:sdtContent>
             </w:sdt>
@@ -11860,7 +11751,6 @@
                   <w:listItem w:displayText="5" w:value="5"/>
                 </w:dropDownList>
               </w:sdtPr>
-              <w:sdtEndPr/>
               <w:sdtContent>
                 <w:r>
                   <w:rPr>
@@ -11896,7 +11786,6 @@
                   <w:listItem w:displayText="No" w:value="No"/>
                 </w:dropDownList>
               </w:sdtPr>
-              <w:sdtEndPr/>
               <w:sdtContent>
                 <w:r>
                   <w:rPr>
@@ -11928,14 +11817,27 @@
                 <w:id w:val="2037158171"/>
                 <w:text/>
               </w:sdtPr>
-              <w:sdtEndPr/>
               <w:sdtContent>
                 <w:r>
                   <w:rPr>
                     <w:sz w:val="14"/>
                     <w:szCs w:val="14"/>
                   </w:rPr>
-                  <w:t>models/space_debris_gripper.xml, analytics/run_trials.py</w:t>
+                  <w:t xml:space="preserve">models/space_debris_gripper.xml, </w:t>
+                </w:r>
+                <w:r>
+                  <w:rPr>
+                    <w:sz w:val="14"/>
+                    <w:szCs w:val="14"/>
+                  </w:rPr>
+                  <w:t xml:space="preserve">src/debris_capture_controller.py, </w:t>
+                </w:r>
+                <w:r>
+                  <w:rPr>
+                    <w:sz w:val="14"/>
+                    <w:szCs w:val="14"/>
+                  </w:rPr>
+                  <w:t xml:space="preserve"> </w:t>
                 </w:r>
               </w:sdtContent>
             </w:sdt>
@@ -11960,14 +11862,27 @@
                 <w:id w:val="391014131"/>
                 <w:text/>
               </w:sdtPr>
-              <w:sdtEndPr/>
               <w:sdtContent>
                 <w:r>
                   <w:rPr>
                     <w:sz w:val="14"/>
                     <w:szCs w:val="14"/>
                   </w:rPr>
-                  <w:t>35 %</w:t>
+                  <w:t>3</w:t>
+                </w:r>
+                <w:r>
+                  <w:rPr>
+                    <w:sz w:val="14"/>
+                    <w:szCs w:val="14"/>
+                  </w:rPr>
+                  <w:t>3.33</w:t>
+                </w:r>
+                <w:r>
+                  <w:rPr>
+                    <w:sz w:val="14"/>
+                    <w:szCs w:val="14"/>
+                  </w:rPr>
+                  <w:t xml:space="preserve"> %</w:t>
                 </w:r>
               </w:sdtContent>
             </w:sdt>
@@ -11998,7 +11913,6 @@
                   <w:listItem w:displayText="76–100 %" w:value="76–100 %"/>
                 </w:dropDownList>
               </w:sdtPr>
-              <w:sdtEndPr/>
               <w:sdtContent>
                 <w:r>
                   <w:rPr>
@@ -12036,7 +11950,6 @@
                   <w:listItem w:displayText="6 or more" w:value="6 or more"/>
                 </w:dropDownList>
               </w:sdtPr>
-              <w:sdtEndPr/>
               <w:sdtContent>
                 <w:r>
                   <w:rPr>
@@ -12091,17 +12004,23 @@
                 <w:id w:val="-121001892"/>
                 <w:text/>
               </w:sdtPr>
-              <w:sdtEndPr/>
               <w:sdtContent>
                 <w:r>
                   <w:rPr>
                     <w:sz w:val="14"/>
                     <w:szCs w:val="14"/>
                   </w:rPr>
-                  <w:t>42</w:t>
+                  <w:t>4</w:t>
                 </w:r>
               </w:sdtContent>
             </w:sdt>
+            <w:r>
+              <w:rPr>
+                <w:sz w:val="14"/>
+                <w:szCs w:val="14"/>
+              </w:rPr>
+              <w:t>3</w:t>
+            </w:r>
           </w:p>
         </w:tc>
         <w:tc>
@@ -12130,7 +12049,6 @@
                   <w:listItem w:displayText="5" w:value="5"/>
                 </w:dropDownList>
               </w:sdtPr>
-              <w:sdtEndPr/>
               <w:sdtContent>
                 <w:r>
                   <w:rPr>
@@ -12166,7 +12084,6 @@
                   <w:listItem w:displayText="No" w:value="No"/>
                 </w:dropDownList>
               </w:sdtPr>
-              <w:sdtEndPr/>
               <w:sdtContent>
                 <w:r>
                   <w:rPr>
@@ -12198,14 +12115,20 @@
                 <w:id w:val="166912358"/>
                 <w:text/>
               </w:sdtPr>
-              <w:sdtEndPr/>
               <w:sdtContent>
                 <w:r>
                   <w:rPr>
                     <w:sz w:val="14"/>
                     <w:szCs w:val="14"/>
                   </w:rPr>
-                  <w:t>src/debris_capture_controller.py, analytics/generate_paper_figures.py</w:t>
+                  <w:t xml:space="preserve">analytics/generate_paper_figures.py, </w:t>
+                </w:r>
+                <w:r>
+                  <w:rPr>
+                    <w:sz w:val="14"/>
+                    <w:szCs w:val="14"/>
+                  </w:rPr>
+                  <w:t>analytics/run_trials.py</w:t>
                 </w:r>
               </w:sdtContent>
             </w:sdt>
@@ -12230,14 +12153,27 @@
                 <w:id w:val="1928377852"/>
                 <w:text/>
               </w:sdtPr>
-              <w:sdtEndPr/>
               <w:sdtContent>
                 <w:r>
                   <w:rPr>
                     <w:sz w:val="14"/>
                     <w:szCs w:val="14"/>
                   </w:rPr>
-                  <w:t>35 %</w:t>
+                  <w:t>3</w:t>
+                </w:r>
+                <w:r>
+                  <w:rPr>
+                    <w:sz w:val="14"/>
+                    <w:szCs w:val="14"/>
+                  </w:rPr>
+                  <w:t>3.33</w:t>
+                </w:r>
+                <w:r>
+                  <w:rPr>
+                    <w:sz w:val="14"/>
+                    <w:szCs w:val="14"/>
+                  </w:rPr>
+                  <w:t xml:space="preserve"> %</w:t>
                 </w:r>
               </w:sdtContent>
             </w:sdt>
@@ -12268,7 +12204,6 @@
                   <w:listItem w:displayText="76–100 %" w:value="76–100 %"/>
                 </w:dropDownList>
               </w:sdtPr>
-              <w:sdtEndPr/>
               <w:sdtContent>
                 <w:r>
                   <w:rPr>
@@ -12306,7 +12241,6 @@
                   <w:listItem w:displayText="6 or more" w:value="6 or more"/>
                 </w:dropDownList>
               </w:sdtPr>
-              <w:sdtEndPr/>
               <w:sdtContent>
                 <w:r>
                   <w:rPr>
@@ -12355,14 +12289,13 @@
                 <w:id w:val="-1269148032"/>
                 <w:text/>
               </w:sdtPr>
-              <w:sdtEndPr/>
               <w:sdtContent>
                 <w:r>
                   <w:rPr>
                     <w:sz w:val="14"/>
                     <w:szCs w:val="14"/>
                   </w:rPr>
-                  <w:t>38</w:t>
+                  <w:t>43</w:t>
                 </w:r>
               </w:sdtContent>
             </w:sdt>
@@ -12391,7 +12324,6 @@
                   <w:listItem w:displayText="5" w:value="5"/>
                 </w:dropDownList>
               </w:sdtPr>
-              <w:sdtEndPr/>
               <w:sdtContent>
                 <w:r>
                   <w:rPr>
@@ -12424,7 +12356,6 @@
                   <w:listItem w:displayText="No" w:value="No"/>
                 </w:dropDownList>
               </w:sdtPr>
-              <w:sdtEndPr/>
               <w:sdtContent>
                 <w:r>
                   <w:rPr>
@@ -12453,14 +12384,20 @@
                 <w:id w:val="1835567864"/>
                 <w:text/>
               </w:sdtPr>
-              <w:sdtEndPr/>
               <w:sdtContent>
                 <w:r>
                   <w:rPr>
                     <w:sz w:val="14"/>
                     <w:szCs w:val="14"/>
                   </w:rPr>
-                  <w:t>analytics/constellation_economics.py</w:t>
+                  <w:t xml:space="preserve">analytics/constellation_economics.py, </w:t>
+                </w:r>
+                <w:r>
+                  <w:rPr>
+                    <w:sz w:val="14"/>
+                    <w:szCs w:val="14"/>
+                  </w:rPr>
+                  <w:t>models/space_debris_gripper.xml</w:t>
                 </w:r>
               </w:sdtContent>
             </w:sdt>
@@ -12482,14 +12419,27 @@
                 <w:id w:val="-1464955807"/>
                 <w:text/>
               </w:sdtPr>
-              <w:sdtEndPr/>
               <w:sdtContent>
                 <w:r>
                   <w:rPr>
                     <w:sz w:val="14"/>
                     <w:szCs w:val="14"/>
                   </w:rPr>
-                  <w:t>30 %</w:t>
+                  <w:t>3</w:t>
+                </w:r>
+                <w:r>
+                  <w:rPr>
+                    <w:sz w:val="14"/>
+                    <w:szCs w:val="14"/>
+                  </w:rPr>
+                  <w:t>3.33</w:t>
+                </w:r>
+                <w:r>
+                  <w:rPr>
+                    <w:sz w:val="14"/>
+                    <w:szCs w:val="14"/>
+                  </w:rPr>
+                  <w:t>%</w:t>
                 </w:r>
               </w:sdtContent>
             </w:sdt>
@@ -12517,7 +12467,6 @@
                   <w:listItem w:displayText="76–100 %" w:value="76–100 %"/>
                 </w:dropDownList>
               </w:sdtPr>
-              <w:sdtEndPr/>
               <w:sdtContent>
                 <w:r>
                   <w:rPr>
@@ -12552,7 +12501,6 @@
                   <w:listItem w:displayText="6 or more" w:value="6 or more"/>
                 </w:dropDownList>
               </w:sdtPr>
-              <w:sdtEndPr/>
               <w:sdtContent>
                 <w:r>
                   <w:rPr>
@@ -12709,14 +12657,13 @@
                   <w:listItem w:displayText="No" w:value="No"/>
                 </w:dropDownList>
               </w:sdtPr>
-              <w:sdtEndPr/>
               <w:sdtContent>
                 <w:r>
                   <w:rPr>
                     <w:sz w:val="14"/>
                     <w:szCs w:val="14"/>
                   </w:rPr>
-                  <w:t>Yes</w:t>
+                  <w:t>No</w:t>
                 </w:r>
               </w:sdtContent>
             </w:sdt>
@@ -12741,7 +12688,6 @@
                 <w:id w:val="135064603"/>
                 <w:text/>
               </w:sdtPr>
-              <w:sdtEndPr/>
               <w:sdtContent>
                 <w:r>
                   <w:rPr>
@@ -12773,7 +12719,6 @@
                 <w:id w:val="868112645"/>
                 <w:text/>
               </w:sdtPr>
-              <w:sdtEndPr/>
               <w:sdtContent>
                 <w:r>
                   <w:rPr>
@@ -12832,7 +12777,6 @@
                   <w:listItem w:displayText="No" w:value="No"/>
                 </w:dropDownList>
               </w:sdtPr>
-              <w:sdtEndPr/>
               <w:sdtContent>
                 <w:r>
                   <w:rPr>
@@ -12864,7 +12808,6 @@
                 <w:id w:val="-517922168"/>
                 <w:text/>
               </w:sdtPr>
-              <w:sdtEndPr/>
               <w:sdtContent>
                 <w:r>
                   <w:rPr>
@@ -12896,7 +12839,6 @@
                 <w:id w:val="94910844"/>
                 <w:text/>
               </w:sdtPr>
-              <w:sdtEndPr/>
               <w:sdtContent>
                 <w:r>
                   <w:rPr>
@@ -12949,7 +12891,6 @@
                   <w:listItem w:displayText="No" w:value="No"/>
                 </w:dropDownList>
               </w:sdtPr>
-              <w:sdtEndPr/>
               <w:sdtContent>
                 <w:r>
                   <w:rPr>
@@ -12978,7 +12919,6 @@
                 <w:id w:val="-1665003070"/>
                 <w:text/>
               </w:sdtPr>
-              <w:sdtEndPr/>
               <w:sdtContent>
                 <w:r>
                   <w:rPr>
@@ -13007,7 +12947,6 @@
                 <w:id w:val="-1727680715"/>
                 <w:text/>
               </w:sdtPr>
-              <w:sdtEndPr/>
               <w:sdtContent>
                 <w:r>
                   <w:rPr>
@@ -13503,7 +13442,6 @@
                   <w:listItem w:displayText="No" w:value="No"/>
                 </w:dropDownList>
               </w:sdtPr>
-              <w:sdtEndPr/>
               <w:sdtContent>
                 <w:r>
                   <w:rPr>
@@ -13539,7 +13477,6 @@
                   <w:listItem w:displayText="No" w:value="No"/>
                 </w:dropDownList>
               </w:sdtPr>
-              <w:sdtEndPr/>
               <w:sdtContent>
                 <w:r>
                   <w:rPr>
@@ -13575,7 +13512,6 @@
                   <w:listItem w:displayText="No" w:value="No"/>
                 </w:dropDownList>
               </w:sdtPr>
-              <w:sdtEndPr/>
               <w:sdtContent>
                 <w:r>
                   <w:rPr>
@@ -13596,6 +13532,77 @@
             <w:pPr>
               <w:keepNext/>
             </w:pPr>
+            <w:r>
+              <w:fldChar w:fldCharType="begin"/>
+            </w:r>
+            <w:r>
+              <w:instrText xml:space="preserve"> INCLUDEPICTURE "/Users/jaimaini/Library/Group Containers/UBF8T346G9.ms/WebArchiveCopyPasteTempFiles/com.microsoft.Word/b689a01c-5efc-428f-944b-f2ba8f264d52" \* MERGEFORMATINET </w:instrText>
+            </w:r>
+            <w:r>
+              <w:fldChar w:fldCharType="separate"/>
+            </w:r>
+            <w:r>
+              <w:rPr>
+                <w:noProof/>
+              </w:rPr>
+              <w:drawing>
+                <wp:inline distT="0" distB="0" distL="0" distR="0" wp14:anchorId="07EDC089" wp14:editId="470004FC">
+                  <wp:extent cx="1039424" cy="563672"/>
+                  <wp:effectExtent l="0" t="0" r="2540" b="0"/>
+                  <wp:docPr id="1468058970" name="Picture 1"/>
+                  <wp:cNvGraphicFramePr>
+                    <a:graphicFrameLocks xmlns:a="http://schemas.openxmlformats.org/drawingml/2006/main" noChangeAspect="1"/>
+                  </wp:cNvGraphicFramePr>
+                  <a:graphic xmlns:a="http://schemas.openxmlformats.org/drawingml/2006/main">
+                    <a:graphicData uri="http://schemas.openxmlformats.org/drawingml/2006/picture">
+                      <pic:pic xmlns:pic="http://schemas.openxmlformats.org/drawingml/2006/picture">
+                        <pic:nvPicPr>
+                          <pic:cNvPr id="0" name="Picture 2"/>
+                          <pic:cNvPicPr>
+                            <a:picLocks noChangeAspect="1" noChangeArrowheads="1"/>
+                          </pic:cNvPicPr>
+                        </pic:nvPicPr>
+                        <pic:blipFill rotWithShape="1">
+                          <a:blip r:embed="rId12">
+                            <a:biLevel thresh="50000"/>
+                            <a:extLst>
+                              <a:ext uri="{28A0092B-C50C-407E-A947-70E740481C1C}">
+                                <a14:useLocalDpi xmlns:a14="http://schemas.microsoft.com/office/drawing/2010/main" val="0"/>
+                              </a:ext>
+                            </a:extLst>
+                          </a:blip>
+                          <a:srcRect l="7911" t="35864" r="10022" b="10326"/>
+                          <a:stretch>
+                            <a:fillRect/>
+                          </a:stretch>
+                        </pic:blipFill>
+                        <pic:spPr bwMode="auto">
+                          <a:xfrm>
+                            <a:off x="0" y="0"/>
+                            <a:ext cx="1039639" cy="563789"/>
+                          </a:xfrm>
+                          <a:prstGeom prst="rect">
+                            <a:avLst/>
+                          </a:prstGeom>
+                          <a:noFill/>
+                          <a:ln>
+                            <a:noFill/>
+                          </a:ln>
+                          <a:extLst>
+                            <a:ext uri="{53640926-AAD7-44D8-BBD7-CCE9431645EC}">
+                              <a14:shadowObscured xmlns:a14="http://schemas.microsoft.com/office/drawing/2010/main"/>
+                            </a:ext>
+                          </a:extLst>
+                        </pic:spPr>
+                      </pic:pic>
+                    </a:graphicData>
+                  </a:graphic>
+                </wp:inline>
+              </w:drawing>
+            </w:r>
+            <w:r>
+              <w:fldChar w:fldCharType="end"/>
+            </w:r>
           </w:p>
         </w:tc>
         <w:tc>
@@ -13621,7 +13628,6 @@
                   <w:listItem w:displayText="No" w:value="No"/>
                 </w:dropDownList>
               </w:sdtPr>
-              <w:sdtEndPr/>
               <w:sdtContent>
                 <w:r>
                   <w:rPr>
@@ -13680,7 +13686,6 @@
                   <w:listItem w:displayText="No" w:value="No"/>
                 </w:dropDownList>
               </w:sdtPr>
-              <w:sdtEndPr/>
               <w:sdtContent>
                 <w:r>
                   <w:rPr>
@@ -13716,7 +13721,6 @@
                   <w:listItem w:displayText="No" w:value="No"/>
                 </w:dropDownList>
               </w:sdtPr>
-              <w:sdtEndPr/>
               <w:sdtContent>
                 <w:r>
                   <w:rPr>
@@ -13752,7 +13756,6 @@
                   <w:listItem w:displayText="No" w:value="No"/>
                 </w:dropDownList>
               </w:sdtPr>
-              <w:sdtEndPr/>
               <w:sdtContent>
                 <w:r>
                   <w:rPr>
@@ -13773,6 +13776,55 @@
             <w:pPr>
               <w:keepNext/>
             </w:pPr>
+            <w:r>
+              <w:rPr>
+                <w:noProof/>
+              </w:rPr>
+              <w:drawing>
+                <wp:inline distT="0" distB="0" distL="0" distR="0" wp14:anchorId="6A43FAF4" wp14:editId="4CFF489E">
+                  <wp:extent cx="776613" cy="642970"/>
+                  <wp:effectExtent l="0" t="0" r="0" b="5080"/>
+                  <wp:docPr id="2090823414" name="Picture 3"/>
+                  <wp:cNvGraphicFramePr>
+                    <a:graphicFrameLocks xmlns:a="http://schemas.openxmlformats.org/drawingml/2006/main" noChangeAspect="1"/>
+                  </wp:cNvGraphicFramePr>
+                  <a:graphic xmlns:a="http://schemas.openxmlformats.org/drawingml/2006/main">
+                    <a:graphicData uri="http://schemas.openxmlformats.org/drawingml/2006/picture">
+                      <pic:pic xmlns:pic="http://schemas.openxmlformats.org/drawingml/2006/picture">
+                        <pic:nvPicPr>
+                          <pic:cNvPr id="2090823414" name="Picture 2090823414"/>
+                          <pic:cNvPicPr/>
+                        </pic:nvPicPr>
+                        <pic:blipFill rotWithShape="1">
+                          <a:blip r:embed="rId13"/>
+                          <a:srcRect l="16825" t="44528" r="60461" b="13128"/>
+                          <a:stretch>
+                            <a:fillRect/>
+                          </a:stretch>
+                        </pic:blipFill>
+                        <pic:spPr bwMode="auto">
+                          <a:xfrm>
+                            <a:off x="0" y="0"/>
+                            <a:ext cx="793912" cy="657292"/>
+                          </a:xfrm>
+                          <a:prstGeom prst="rect">
+                            <a:avLst/>
+                          </a:prstGeom>
+                          <a:ln>
+                            <a:noFill/>
+                          </a:ln>
+                          <a:extLst>
+                            <a:ext uri="{53640926-AAD7-44D8-BBD7-CCE9431645EC}">
+                              <a14:shadowObscured xmlns:a14="http://schemas.microsoft.com/office/drawing/2010/main"/>
+                            </a:ext>
+                          </a:extLst>
+                        </pic:spPr>
+                      </pic:pic>
+                    </a:graphicData>
+                  </a:graphic>
+                </wp:inline>
+              </w:drawing>
+            </w:r>
           </w:p>
         </w:tc>
         <w:tc>
@@ -13798,7 +13850,6 @@
                   <w:listItem w:displayText="No" w:value="No"/>
                 </w:dropDownList>
               </w:sdtPr>
-              <w:sdtEndPr/>
               <w:sdtContent>
                 <w:r>
                   <w:rPr>
@@ -13851,7 +13902,6 @@
                   <w:listItem w:displayText="No" w:value="No"/>
                 </w:dropDownList>
               </w:sdtPr>
-              <w:sdtEndPr/>
               <w:sdtContent>
                 <w:r>
                   <w:rPr>
@@ -13884,7 +13934,6 @@
                   <w:listItem w:displayText="No" w:value="No"/>
                 </w:dropDownList>
               </w:sdtPr>
-              <w:sdtEndPr/>
               <w:sdtContent>
                 <w:r>
                   <w:rPr>
@@ -13917,7 +13966,6 @@
                   <w:listItem w:displayText="No" w:value="No"/>
                 </w:dropDownList>
               </w:sdtPr>
-              <w:sdtEndPr/>
               <w:sdtContent>
                 <w:r>
                   <w:rPr>
@@ -13934,7 +13982,50 @@
           <w:tcPr>
             <w:tcW w:w="2211" w:type="dxa"/>
           </w:tcPr>
-          <w:p/>
+          <w:p>
+            <w:r>
+              <w:rPr>
+                <w:noProof/>
+              </w:rPr>
+              <w:drawing>
+                <wp:inline distT="0" distB="0" distL="0" distR="0" wp14:anchorId="347BCEF1" wp14:editId="0CBECFCA">
+                  <wp:extent cx="889348" cy="592453"/>
+                  <wp:effectExtent l="0" t="0" r="0" b="5080"/>
+                  <wp:docPr id="1811679481" name="Picture 2"/>
+                  <wp:cNvGraphicFramePr>
+                    <a:graphicFrameLocks xmlns:a="http://schemas.openxmlformats.org/drawingml/2006/main" noChangeAspect="1"/>
+                  </wp:cNvGraphicFramePr>
+                  <a:graphic xmlns:a="http://schemas.openxmlformats.org/drawingml/2006/main">
+                    <a:graphicData uri="http://schemas.openxmlformats.org/drawingml/2006/picture">
+                      <pic:pic xmlns:pic="http://schemas.openxmlformats.org/drawingml/2006/picture">
+                        <pic:nvPicPr>
+                          <pic:cNvPr id="1811679481" name="Picture 1811679481"/>
+                          <pic:cNvPicPr/>
+                        </pic:nvPicPr>
+                        <pic:blipFill>
+                          <a:blip r:embed="rId14">
+                            <a:biLevel thresh="75000"/>
+                          </a:blip>
+                          <a:stretch>
+                            <a:fillRect/>
+                          </a:stretch>
+                        </pic:blipFill>
+                        <pic:spPr>
+                          <a:xfrm>
+                            <a:off x="0" y="0"/>
+                            <a:ext cx="901953" cy="600850"/>
+                          </a:xfrm>
+                          <a:prstGeom prst="rect">
+                            <a:avLst/>
+                          </a:prstGeom>
+                        </pic:spPr>
+                      </pic:pic>
+                    </a:graphicData>
+                  </a:graphic>
+                </wp:inline>
+              </w:drawing>
+            </w:r>
+          </w:p>
         </w:tc>
         <w:tc>
           <w:tcPr>
@@ -13956,7 +14047,6 @@
                   <w:listItem w:displayText="No" w:value="No"/>
                 </w:dropDownList>
               </w:sdtPr>
-              <w:sdtEndPr/>
               <w:sdtContent>
                 <w:r>
                   <w:rPr>
@@ -13986,7 +14076,7 @@
       </w:r>
     </w:p>
     <w:sectPr>
-      <w:footerReference w:type="default" r:id="rId8"/>
+      <w:footerReference w:type="default" r:id="rId15"/>
       <w:pgSz w:w="11906" w:h="16838"/>
       <w:pgMar w:top="850" w:right="850" w:bottom="850" w:left="850" w:header="720" w:footer="720" w:gutter="0"/>
       <w:cols w:space="720"/>
